--- a/Course/Component 1 - Computer Systems/1.3 Exchanging Data/00 Topic Resources/End-of-Topic Worksheet (editable).docx
+++ b/Course/Component 1 - Computer Systems/1.3 Exchanging Data/00 Topic Resources/End-of-Topic Worksheet (editable).docx
@@ -31,7 +31,7 @@
         <w:rPr>
           <w:b/>
         </w:rPr>
-        <w:t>Time: ~35 min.</w:t>
+        <w:t>Time: ~60 min.</w:t>
       </w:r>
     </w:p>
     <w:p>
@@ -44,6 +44,14 @@
     <w:p>
       <w:pPr>
         <w:pStyle w:val="Heading2"/>
+      </w:pPr>
+      <w:r>
+        <w:t>Section A — Skills practice</w:t>
+      </w:r>
+    </w:p>
+    <w:p>
+      <w:pPr>
+        <w:pStyle w:val="Heading3"/>
       </w:pPr>
       <w:r>
         <w:t>1. Key-term match</w:t>
@@ -555,7 +563,7 @@
     </w:p>
     <w:p>
       <w:pPr>
-        <w:pStyle w:val="Heading2"/>
+        <w:pStyle w:val="Heading3"/>
       </w:pPr>
       <w:r>
         <w:t>2. Run Length Encoding (RLE)</w:t>
@@ -718,7 +726,7 @@
     </w:p>
     <w:p>
       <w:pPr>
-        <w:pStyle w:val="Heading2"/>
+        <w:pStyle w:val="Heading3"/>
       </w:pPr>
       <w:r>
         <w:t>3. Symmetric vs asymmetric encryption — fill in</w:t>
@@ -931,7 +939,7 @@
     </w:p>
     <w:p>
       <w:pPr>
-        <w:pStyle w:val="Heading2"/>
+        <w:pStyle w:val="Heading3"/>
       </w:pPr>
       <w:r>
         <w:t>4. Normalisation</w:t>
@@ -1633,7 +1641,7 @@
     </w:p>
     <w:p>
       <w:pPr>
-        <w:pStyle w:val="Heading2"/>
+        <w:pStyle w:val="Heading3"/>
       </w:pPr>
       <w:r>
         <w:t>5. Write the SQL</w:t>
@@ -1806,7 +1814,7 @@
     </w:p>
     <w:p>
       <w:pPr>
-        <w:pStyle w:val="Heading2"/>
+        <w:pStyle w:val="Heading3"/>
       </w:pPr>
       <w:r>
         <w:t>6. TCP/IP layer matching</w:t>
@@ -2214,7 +2222,7 @@
     </w:p>
     <w:p>
       <w:pPr>
-        <w:pStyle w:val="Heading2"/>
+        <w:pStyle w:val="Heading3"/>
       </w:pPr>
       <w:r>
         <w:t>7. Short answer</w:t>
@@ -2334,6 +2342,945 @@
       </w:r>
       <w:r>
         <w:t xml:space="preserve"> rather than only client-side.</w:t>
+      </w:r>
+    </w:p>
+    <w:p>
+      <w:r>
+        <w:rPr>
+          <w:rFonts w:ascii="Consolas" w:hAnsi="Consolas"/>
+          <w:sz w:val="19"/>
+        </w:rPr>
+        <w:t>_______________________________________________________________</w:t>
+      </w:r>
+    </w:p>
+    <w:p>
+      <w:pPr>
+        <w:pBdr>
+          <w:bottom w:val="single" w:sz="6" w:space="1" w:color="AAAAAA"/>
+        </w:pBdr>
+      </w:pPr>
+    </w:p>
+    <w:p>
+      <w:pPr>
+        <w:pStyle w:val="Heading3"/>
+      </w:pPr>
+      <w:r>
+        <w:t>8. Referential integrity vs ACID — untangle the concepts</w:t>
+      </w:r>
+    </w:p>
+    <w:p>
+      <w:pPr>
+        <w:ind w:left="432"/>
+        <w:shd w:fill="FFF8E7"/>
+      </w:pPr>
+      <w:r>
+        <w:rPr>
+          <w:b/>
+        </w:rPr>
+        <w:t>Examiner note:</w:t>
+      </w:r>
+      <w:r>
+        <w:t xml:space="preserve"> examiners repeatedly report that candidates confuse </w:t>
+      </w:r>
+      <w:r>
+        <w:rPr>
+          <w:b/>
+        </w:rPr>
+        <w:t>Atomicity</w:t>
+      </w:r>
+      <w:r>
+        <w:t xml:space="preserve"> (a property of </w:t>
+      </w:r>
+      <w:r>
+        <w:rPr>
+          <w:i/>
+        </w:rPr>
+        <w:t>transactions</w:t>
+      </w:r>
+      <w:r>
+        <w:t xml:space="preserve">) with </w:t>
+      </w:r>
+      <w:r>
+        <w:rPr>
+          <w:b/>
+        </w:rPr>
+        <w:t>referential integrity</w:t>
+      </w:r>
+      <w:r>
+        <w:t xml:space="preserve"> (a property of the </w:t>
+      </w:r>
+      <w:r>
+        <w:rPr>
+          <w:i/>
+        </w:rPr>
+        <w:t>links between tables</w:t>
+      </w:r>
+      <w:r>
+        <w:t>). This activity forces the distinction.</w:t>
+      </w:r>
+    </w:p>
+    <w:p>
+      <w:r>
+        <w:rPr>
+          <w:b/>
+        </w:rPr>
+        <w:t>(a)</w:t>
+      </w:r>
+      <w:r>
+        <w:t xml:space="preserve"> For each statement below, write the term it describes. Choose from: </w:t>
+      </w:r>
+      <w:r>
+        <w:rPr>
+          <w:b/>
+        </w:rPr>
+        <w:t>Atomicity, Consistency, Isolation, Durability, Referential integrity</w:t>
+      </w:r>
+      <w:r>
+        <w:t xml:space="preserve"> (terms may be used more than once).</w:t>
+      </w:r>
+    </w:p>
+    <w:tbl>
+      <w:tblPr>
+        <w:tblStyle w:val="TableGrid"/>
+        <w:tblW w:type="auto" w:w="0"/>
+        <w:tblLook w:firstColumn="1" w:firstRow="1" w:lastColumn="0" w:lastRow="0" w:noHBand="0" w:noVBand="1" w:val="04A0"/>
+      </w:tblPr>
+      <w:tblGrid>
+        <w:gridCol w:w="2880"/>
+        <w:gridCol w:w="2880"/>
+        <w:gridCol w:w="2880"/>
+      </w:tblGrid>
+      <w:tr>
+        <w:tc>
+          <w:tcPr>
+            <w:tcW w:type="dxa" w:w="2880"/>
+            <w:shd w:fill="D9E2F3"/>
+          </w:tcPr>
+          <w:p>
+            <w:r>
+              <w:rPr>
+                <w:b/>
+              </w:rPr>
+            </w:r>
+            <w:r>
+              <w:rPr>
+                <w:b/>
+              </w:rPr>
+              <w:t>#</w:t>
+            </w:r>
+          </w:p>
+        </w:tc>
+        <w:tc>
+          <w:tcPr>
+            <w:tcW w:type="dxa" w:w="2880"/>
+            <w:shd w:fill="D9E2F3"/>
+          </w:tcPr>
+          <w:p>
+            <w:r>
+              <w:rPr>
+                <w:b/>
+              </w:rPr>
+            </w:r>
+            <w:r>
+              <w:rPr>
+                <w:b/>
+              </w:rPr>
+              <w:t>Statement</w:t>
+            </w:r>
+          </w:p>
+        </w:tc>
+        <w:tc>
+          <w:tcPr>
+            <w:tcW w:type="dxa" w:w="2880"/>
+            <w:shd w:fill="D9E2F3"/>
+          </w:tcPr>
+          <w:p>
+            <w:r>
+              <w:rPr>
+                <w:b/>
+              </w:rPr>
+            </w:r>
+            <w:r>
+              <w:rPr>
+                <w:b/>
+              </w:rPr>
+              <w:t>Term</w:t>
+            </w:r>
+          </w:p>
+        </w:tc>
+      </w:tr>
+      <w:tr>
+        <w:tc>
+          <w:tcPr>
+            <w:tcW w:type="dxa" w:w="2880"/>
+          </w:tcPr>
+          <w:p>
+            <w:r/>
+            <w:r>
+              <w:t>1</w:t>
+            </w:r>
+          </w:p>
+        </w:tc>
+        <w:tc>
+          <w:tcPr>
+            <w:tcW w:type="dxa" w:w="2880"/>
+          </w:tcPr>
+          <w:p>
+            <w:r/>
+            <w:r>
+              <w:t>A transaction must either complete in full or not happen at all — a half-finished transaction is rolled back.</w:t>
+            </w:r>
+          </w:p>
+        </w:tc>
+        <w:tc>
+          <w:tcPr>
+            <w:tcW w:type="dxa" w:w="2880"/>
+          </w:tcPr>
+          <w:p>
+            <w:r/>
+            <w:r>
+              <w:rPr>
+                <w:b/>
+              </w:rPr>
+              <w:t>_</w:t>
+            </w:r>
+            <w:r>
+              <w:rPr>
+                <w:b/>
+              </w:rPr>
+              <w:t>_</w:t>
+            </w:r>
+            <w:r>
+              <w:rPr>
+                <w:b/>
+              </w:rPr>
+            </w:r>
+          </w:p>
+        </w:tc>
+      </w:tr>
+      <w:tr>
+        <w:tc>
+          <w:tcPr>
+            <w:tcW w:type="dxa" w:w="2880"/>
+          </w:tcPr>
+          <w:p>
+            <w:r/>
+            <w:r>
+              <w:t>2</w:t>
+            </w:r>
+          </w:p>
+        </w:tc>
+        <w:tc>
+          <w:tcPr>
+            <w:tcW w:type="dxa" w:w="2880"/>
+          </w:tcPr>
+          <w:p>
+            <w:r/>
+            <w:r>
+              <w:t>A foreign key value must always refer to an existing primary key in the linked table.</w:t>
+            </w:r>
+          </w:p>
+        </w:tc>
+        <w:tc>
+          <w:tcPr>
+            <w:tcW w:type="dxa" w:w="2880"/>
+          </w:tcPr>
+          <w:p>
+            <w:r/>
+            <w:r>
+              <w:rPr>
+                <w:b/>
+              </w:rPr>
+              <w:t>_</w:t>
+            </w:r>
+            <w:r>
+              <w:rPr>
+                <w:b/>
+              </w:rPr>
+              <w:t>_</w:t>
+            </w:r>
+            <w:r>
+              <w:rPr>
+                <w:b/>
+              </w:rPr>
+            </w:r>
+          </w:p>
+        </w:tc>
+      </w:tr>
+      <w:tr>
+        <w:tc>
+          <w:tcPr>
+            <w:tcW w:type="dxa" w:w="2880"/>
+          </w:tcPr>
+          <w:p>
+            <w:r/>
+            <w:r>
+              <w:t>3</w:t>
+            </w:r>
+          </w:p>
+        </w:tc>
+        <w:tc>
+          <w:tcPr>
+            <w:tcW w:type="dxa" w:w="2880"/>
+          </w:tcPr>
+          <w:p>
+            <w:r/>
+            <w:r>
+              <w:t>Once a transaction has been committed, its changes survive even a power failure or crash.</w:t>
+            </w:r>
+          </w:p>
+        </w:tc>
+        <w:tc>
+          <w:tcPr>
+            <w:tcW w:type="dxa" w:w="2880"/>
+          </w:tcPr>
+          <w:p>
+            <w:r/>
+            <w:r>
+              <w:rPr>
+                <w:b/>
+              </w:rPr>
+              <w:t>_</w:t>
+            </w:r>
+            <w:r>
+              <w:rPr>
+                <w:b/>
+              </w:rPr>
+              <w:t>_</w:t>
+            </w:r>
+            <w:r>
+              <w:rPr>
+                <w:b/>
+              </w:rPr>
+            </w:r>
+          </w:p>
+        </w:tc>
+      </w:tr>
+      <w:tr>
+        <w:tc>
+          <w:tcPr>
+            <w:tcW w:type="dxa" w:w="2880"/>
+          </w:tcPr>
+          <w:p>
+            <w:r/>
+            <w:r>
+              <w:t>4</w:t>
+            </w:r>
+          </w:p>
+        </w:tc>
+        <w:tc>
+          <w:tcPr>
+            <w:tcW w:type="dxa" w:w="2880"/>
+          </w:tcPr>
+          <w:p>
+            <w:r/>
+            <w:r>
+              <w:t>Two transactions running at the same time must not interfere; the outcome is as if they ran one after the other.</w:t>
+            </w:r>
+          </w:p>
+        </w:tc>
+        <w:tc>
+          <w:tcPr>
+            <w:tcW w:type="dxa" w:w="2880"/>
+          </w:tcPr>
+          <w:p>
+            <w:r/>
+            <w:r>
+              <w:rPr>
+                <w:b/>
+              </w:rPr>
+              <w:t>_</w:t>
+            </w:r>
+            <w:r>
+              <w:rPr>
+                <w:b/>
+              </w:rPr>
+              <w:t>_</w:t>
+            </w:r>
+            <w:r>
+              <w:rPr>
+                <w:b/>
+              </w:rPr>
+            </w:r>
+          </w:p>
+        </w:tc>
+      </w:tr>
+      <w:tr>
+        <w:tc>
+          <w:tcPr>
+            <w:tcW w:type="dxa" w:w="2880"/>
+          </w:tcPr>
+          <w:p>
+            <w:r/>
+            <w:r>
+              <w:t>5</w:t>
+            </w:r>
+          </w:p>
+        </w:tc>
+        <w:tc>
+          <w:tcPr>
+            <w:tcW w:type="dxa" w:w="2880"/>
+          </w:tcPr>
+          <w:p>
+            <w:r/>
+            <w:r>
+              <w:t>A transaction must take the database from one valid state to another, obeying every rule, constraint and trigger.</w:t>
+            </w:r>
+          </w:p>
+        </w:tc>
+        <w:tc>
+          <w:tcPr>
+            <w:tcW w:type="dxa" w:w="2880"/>
+          </w:tcPr>
+          <w:p>
+            <w:r/>
+            <w:r>
+              <w:rPr>
+                <w:b/>
+              </w:rPr>
+              <w:t>_</w:t>
+            </w:r>
+            <w:r>
+              <w:rPr>
+                <w:b/>
+              </w:rPr>
+              <w:t>_</w:t>
+            </w:r>
+            <w:r>
+              <w:rPr>
+                <w:b/>
+              </w:rPr>
+            </w:r>
+          </w:p>
+        </w:tc>
+      </w:tr>
+      <w:tr>
+        <w:tc>
+          <w:tcPr>
+            <w:tcW w:type="dxa" w:w="2880"/>
+          </w:tcPr>
+          <w:p>
+            <w:r/>
+            <w:r>
+              <w:t>6</w:t>
+            </w:r>
+          </w:p>
+        </w:tc>
+        <w:tc>
+          <w:tcPr>
+            <w:tcW w:type="dxa" w:w="2880"/>
+          </w:tcPr>
+          <w:p>
+            <w:r/>
+            <w:r>
+              <w:t>An owner's record cannot be deleted while pet records still reference that owner.</w:t>
+            </w:r>
+          </w:p>
+        </w:tc>
+        <w:tc>
+          <w:tcPr>
+            <w:tcW w:type="dxa" w:w="2880"/>
+          </w:tcPr>
+          <w:p>
+            <w:r/>
+            <w:r>
+              <w:rPr>
+                <w:b/>
+              </w:rPr>
+              <w:t>_</w:t>
+            </w:r>
+            <w:r>
+              <w:rPr>
+                <w:b/>
+              </w:rPr>
+              <w:t>_</w:t>
+            </w:r>
+            <w:r>
+              <w:rPr>
+                <w:b/>
+              </w:rPr>
+            </w:r>
+          </w:p>
+        </w:tc>
+      </w:tr>
+    </w:tbl>
+    <w:p/>
+    <w:p>
+      <w:r>
+        <w:rPr>
+          <w:b/>
+        </w:rPr>
+        <w:t>(b)</w:t>
+      </w:r>
+      <w:r>
+        <w:t xml:space="preserve"> A student writes in an exam:</w:t>
+      </w:r>
+    </w:p>
+    <w:p>
+      <w:pPr>
+        <w:ind w:left="432"/>
+        <w:shd w:fill="FFF8E7"/>
+      </w:pPr>
+      <w:r>
+        <w:rPr>
+          <w:i/>
+        </w:rPr>
+        <w:t>"Atomicity means that a record in one table cannot reference a record that does not exist in another table."</w:t>
+      </w:r>
+    </w:p>
+    <w:p>
+      <w:r>
+        <w:t xml:space="preserve">Identify the concept the student has </w:t>
+      </w:r>
+      <w:r>
+        <w:rPr>
+          <w:b/>
+        </w:rPr>
+        <w:t>actually</w:t>
+      </w:r>
+      <w:r>
+        <w:t xml:space="preserve"> described, then write </w:t>
+      </w:r>
+      <w:r>
+        <w:rPr>
+          <w:b/>
+        </w:rPr>
+        <w:t>correct</w:t>
+      </w:r>
+      <w:r>
+        <w:t xml:space="preserve"> one-sentence definitions of both that concept and atomicity.</w:t>
+      </w:r>
+    </w:p>
+    <w:p>
+      <w:r>
+        <w:t xml:space="preserve">Concept actually described: </w:t>
+      </w:r>
+      <w:r>
+        <w:rPr>
+          <w:rFonts w:ascii="Consolas" w:hAnsi="Consolas"/>
+          <w:sz w:val="19"/>
+        </w:rPr>
+        <w:t>____________________________________________</w:t>
+      </w:r>
+    </w:p>
+    <w:p>
+      <w:r>
+        <w:t xml:space="preserve">Correct definition of it: </w:t>
+      </w:r>
+      <w:r>
+        <w:rPr>
+          <w:rFonts w:ascii="Consolas" w:hAnsi="Consolas"/>
+          <w:sz w:val="19"/>
+        </w:rPr>
+        <w:t>____________________________________________</w:t>
+      </w:r>
+    </w:p>
+    <w:p>
+      <w:r>
+        <w:t xml:space="preserve">Correct definition of atomicity: </w:t>
+      </w:r>
+      <w:r>
+        <w:rPr>
+          <w:rFonts w:ascii="Consolas" w:hAnsi="Consolas"/>
+          <w:sz w:val="19"/>
+        </w:rPr>
+        <w:t>______________________________________</w:t>
+      </w:r>
+    </w:p>
+    <w:p>
+      <w:r>
+        <w:rPr>
+          <w:b/>
+        </w:rPr>
+        <w:t>(c)</w:t>
+      </w:r>
+      <w:r>
+        <w:t xml:space="preserve"> Give </w:t>
+      </w:r>
+      <w:r>
+        <w:rPr>
+          <w:b/>
+        </w:rPr>
+        <w:t>one</w:t>
+      </w:r>
+      <w:r>
+        <w:t xml:space="preserve"> example of a real-world transaction where atomicity matters (say what the "all-or-nothing" steps are).</w:t>
+      </w:r>
+    </w:p>
+    <w:p>
+      <w:r>
+        <w:rPr>
+          <w:rFonts w:ascii="Consolas" w:hAnsi="Consolas"/>
+          <w:sz w:val="19"/>
+        </w:rPr>
+        <w:t>_______________________________________________________________</w:t>
+      </w:r>
+    </w:p>
+    <w:p>
+      <w:r>
+        <w:rPr>
+          <w:rFonts w:ascii="Consolas" w:hAnsi="Consolas"/>
+          <w:sz w:val="19"/>
+        </w:rPr>
+        <w:t>_______________________________________________________________</w:t>
+      </w:r>
+    </w:p>
+    <w:p>
+      <w:pPr>
+        <w:pBdr>
+          <w:bottom w:val="single" w:sz="6" w:space="1" w:color="AAAAAA"/>
+        </w:pBdr>
+      </w:pPr>
+    </w:p>
+    <w:p>
+      <w:pPr>
+        <w:pStyle w:val="Heading3"/>
+      </w:pPr>
+      <w:r>
+        <w:t>9. ER diagrams &amp; linking tables (many-to-many)</w:t>
+      </w:r>
+    </w:p>
+    <w:p>
+      <w:r>
+        <w:t xml:space="preserve">A gym stores data about </w:t>
+      </w:r>
+      <w:r>
+        <w:rPr>
+          <w:b/>
+        </w:rPr>
+        <w:t>members</w:t>
+      </w:r>
+      <w:r>
+        <w:t xml:space="preserve"> and the </w:t>
+      </w:r>
+      <w:r>
+        <w:rPr>
+          <w:b/>
+        </w:rPr>
+        <w:t>exercise classes</w:t>
+      </w:r>
+      <w:r>
+        <w:t xml:space="preserve"> they book. A member may book </w:t>
+      </w:r>
+      <w:r>
+        <w:rPr>
+          <w:b/>
+        </w:rPr>
+        <w:t>many</w:t>
+      </w:r>
+      <w:r>
+        <w:t xml:space="preserve"> classes; each class is booked by </w:t>
+      </w:r>
+      <w:r>
+        <w:rPr>
+          <w:b/>
+        </w:rPr>
+        <w:t>many</w:t>
+      </w:r>
+      <w:r>
+        <w:t xml:space="preserve"> members. Each class is run by exactly </w:t>
+      </w:r>
+      <w:r>
+        <w:rPr>
+          <w:b/>
+        </w:rPr>
+        <w:t>one</w:t>
+      </w:r>
+      <w:r>
+        <w:t xml:space="preserve"> instructor, and an instructor runs </w:t>
+      </w:r>
+      <w:r>
+        <w:rPr>
+          <w:b/>
+        </w:rPr>
+        <w:t>many</w:t>
+      </w:r>
+      <w:r>
+        <w:t xml:space="preserve"> classes.</w:t>
+      </w:r>
+    </w:p>
+    <w:p>
+      <w:r>
+        <w:rPr>
+          <w:b/>
+        </w:rPr>
+        <w:t>(a)</w:t>
+      </w:r>
+      <w:r>
+        <w:t xml:space="preserve"> State the </w:t>
+      </w:r>
+      <w:r>
+        <w:rPr>
+          <w:b/>
+        </w:rPr>
+        <w:t>degree</w:t>
+      </w:r>
+      <w:r>
+        <w:t xml:space="preserve"> of the relationship between MEMBER and CLASS, and between INSTRUCTOR and CLASS.</w:t>
+      </w:r>
+    </w:p>
+    <w:p>
+      <w:r>
+        <w:t xml:space="preserve">MEMBER–CLASS: </w:t>
+      </w:r>
+      <w:r>
+        <w:rPr>
+          <w:b/>
+        </w:rPr>
+        <w:t>_</w:t>
+      </w:r>
+      <w:r>
+        <w:rPr>
+          <w:b/>
+        </w:rPr>
+        <w:t>_</w:t>
+      </w:r>
+      <w:r>
+        <w:rPr>
+          <w:b/>
+        </w:rPr>
+        <w:t xml:space="preserve">__  INSTRUCTOR–CLASS: </w:t>
+      </w:r>
+      <w:r>
+        <w:rPr>
+          <w:b/>
+        </w:rPr>
+        <w:t>_</w:t>
+      </w:r>
+      <w:r>
+        <w:rPr>
+          <w:b/>
+        </w:rPr>
+        <w:t>_</w:t>
+      </w:r>
+      <w:r>
+        <w:rPr>
+          <w:b/>
+        </w:rPr>
+      </w:r>
+    </w:p>
+    <w:p>
+      <w:r>
+        <w:rPr>
+          <w:b/>
+        </w:rPr>
+        <w:t>(b)</w:t>
+      </w:r>
+      <w:r>
+        <w:t xml:space="preserve"> Explain why a many-to-many relationship </w:t>
+      </w:r>
+      <w:r>
+        <w:rPr>
+          <w:b/>
+        </w:rPr>
+        <w:t>cannot</w:t>
+      </w:r>
+      <w:r>
+        <w:t xml:space="preserve"> be implemented directly with a single foreign key in a relational database.</w:t>
+      </w:r>
+    </w:p>
+    <w:p>
+      <w:r>
+        <w:rPr>
+          <w:rFonts w:ascii="Consolas" w:hAnsi="Consolas"/>
+          <w:sz w:val="19"/>
+        </w:rPr>
+        <w:t>_______________________________________________________________</w:t>
+      </w:r>
+    </w:p>
+    <w:p>
+      <w:r>
+        <w:rPr>
+          <w:rFonts w:ascii="Consolas" w:hAnsi="Consolas"/>
+          <w:sz w:val="19"/>
+        </w:rPr>
+        <w:t>_______________________________________________________________</w:t>
+      </w:r>
+    </w:p>
+    <w:p>
+      <w:r>
+        <w:rPr>
+          <w:b/>
+        </w:rPr>
+        <w:t>(c)</w:t>
+      </w:r>
+      <w:r>
+        <w:t xml:space="preserve"> Design a </w:t>
+      </w:r>
+      <w:r>
+        <w:rPr>
+          <w:b/>
+        </w:rPr>
+        <w:t>linking (junction) table</w:t>
+      </w:r>
+      <w:r>
+        <w:t xml:space="preserve"> called </w:t>
+      </w:r>
+      <w:r>
+        <w:rPr>
+          <w:rFonts w:ascii="Consolas" w:hAnsi="Consolas"/>
+          <w:sz w:val="19"/>
+        </w:rPr>
+        <w:t>Booking</w:t>
+      </w:r>
+      <w:r>
+        <w:t xml:space="preserve"> that resolves the MEMBER–CLASS relationship. Give its attributes, state its </w:t>
+      </w:r>
+      <w:r>
+        <w:rPr>
+          <w:b/>
+        </w:rPr>
+        <w:t>primary key</w:t>
+      </w:r>
+      <w:r>
+        <w:t xml:space="preserve">, and mark the </w:t>
+      </w:r>
+      <w:r>
+        <w:rPr>
+          <w:b/>
+        </w:rPr>
+        <w:t>foreign keys</w:t>
+      </w:r>
+      <w:r>
+        <w:t xml:space="preserve"> with (FK).</w:t>
+      </w:r>
+    </w:p>
+    <w:p>
+      <w:r>
+        <w:rPr>
+          <w:rFonts w:ascii="Consolas" w:hAnsi="Consolas"/>
+          <w:sz w:val="19"/>
+        </w:rPr>
+        <w:t>Booking( _____________________________________________________ )</w:t>
+      </w:r>
+    </w:p>
+    <w:p>
+      <w:r>
+        <w:t xml:space="preserve">Primary key: </w:t>
+      </w:r>
+      <w:r>
+        <w:rPr>
+          <w:rFonts w:ascii="Consolas" w:hAnsi="Consolas"/>
+          <w:sz w:val="19"/>
+        </w:rPr>
+        <w:t>_________________________________________________</w:t>
+      </w:r>
+    </w:p>
+    <w:p>
+      <w:r>
+        <w:rPr>
+          <w:b/>
+        </w:rPr>
+        <w:t>(d)</w:t>
+      </w:r>
+      <w:r>
+        <w:t xml:space="preserve"> Sketch (or describe in words) the resulting </w:t>
+      </w:r>
+      <w:r>
+        <w:rPr>
+          <w:b/>
+        </w:rPr>
+        <w:t>entity-relationship diagram</w:t>
+      </w:r>
+      <w:r>
+        <w:t xml:space="preserve"> for MEMBER, BOOKING, CLASS and INSTRUCTOR, labelling the degree of each relationship (1:1, 1:M or M:M).</w:t>
+      </w:r>
+    </w:p>
+    <w:p>
+      <w:r>
+        <w:t>&lt;br&gt;&lt;br&gt;&lt;br&gt;</w:t>
+      </w:r>
+    </w:p>
+    <w:p>
+      <w:pPr>
+        <w:pBdr>
+          <w:bottom w:val="single" w:sz="6" w:space="1" w:color="AAAAAA"/>
+        </w:pBdr>
+      </w:pPr>
+    </w:p>
+    <w:p>
+      <w:pPr>
+        <w:pStyle w:val="Heading3"/>
+      </w:pPr>
+      <w:r>
+        <w:t>🧠 Challenge box</w:t>
+      </w:r>
+    </w:p>
+    <w:p>
+      <w:r>
+        <w:t xml:space="preserve">A website stores user passwords. Explain why the passwords should be </w:t>
+      </w:r>
+      <w:r>
+        <w:rPr>
+          <w:b/>
+        </w:rPr>
+        <w:t>hashed</w:t>
+      </w:r>
+      <w:r>
+        <w:t xml:space="preserve"> rather than </w:t>
+      </w:r>
+      <w:r>
+        <w:rPr>
+          <w:b/>
+        </w:rPr>
+        <w:t>encrypted</w:t>
+      </w:r>
+      <w:r>
+        <w:t xml:space="preserve">, and describe what happens when a user later logs in (refer to </w:t>
+      </w:r>
+      <w:r>
+        <w:rPr>
+          <w:i/>
+        </w:rPr>
+        <w:t>one-way</w:t>
+      </w:r>
+      <w:r>
+        <w:t xml:space="preserve">, </w:t>
+      </w:r>
+      <w:r>
+        <w:rPr>
+          <w:i/>
+        </w:rPr>
+        <w:t>deterministic</w:t>
+      </w:r>
+      <w:r>
+        <w:t xml:space="preserve">, and </w:t>
+      </w:r>
+      <w:r>
+        <w:rPr>
+          <w:i/>
+        </w:rPr>
+        <w:t>collision</w:t>
+      </w:r>
+      <w:r>
+        <w:t>).</w:t>
+      </w:r>
+    </w:p>
+    <w:p>
+      <w:r>
+        <w:rPr>
+          <w:rFonts w:ascii="Consolas" w:hAnsi="Consolas"/>
+          <w:sz w:val="19"/>
+        </w:rPr>
+        <w:t>_______________________________________________________________</w:t>
+      </w:r>
+    </w:p>
+    <w:p>
+      <w:r>
+        <w:rPr>
+          <w:rFonts w:ascii="Consolas" w:hAnsi="Consolas"/>
+          <w:sz w:val="19"/>
+        </w:rPr>
+        <w:t>_______________________________________________________________</w:t>
+      </w:r>
+    </w:p>
+    <w:p>
+      <w:r>
+        <w:rPr>
+          <w:rFonts w:ascii="Consolas" w:hAnsi="Consolas"/>
+          <w:sz w:val="19"/>
+        </w:rPr>
+        <w:t>_______________________________________________________________</w:t>
       </w:r>
     </w:p>
     <w:p>
@@ -2357,58 +3304,90 @@
         <w:pStyle w:val="Heading2"/>
       </w:pPr>
       <w:r>
-        <w:t>🧠 Challenge box</w:t>
+        <w:t>Section B — Exam practice (30 marks)</w:t>
       </w:r>
     </w:p>
     <w:p>
       <w:r>
-        <w:t xml:space="preserve">A website stores user passwords. Explain why the passwords should be </w:t>
-      </w:r>
+        <w:rPr>
+          <w:i/>
+        </w:rPr>
+        <w:t>Answer all questions in the spaces provided. In questions marked with an asterisk (\</w:t>
+      </w:r>
+      <w:r>
+        <w:t>) the quality of your extended response will be assessed.*</w:t>
+      </w:r>
+    </w:p>
+    <w:p>
       <w:r>
         <w:rPr>
           <w:b/>
         </w:rPr>
-        <w:t>hashed</w:t>
-      </w:r>
-      <w:r>
-        <w:t xml:space="preserve"> rather than </w:t>
+        <w:t>Q1</w:t>
+      </w:r>
+      <w:r>
+        <w:t xml:space="preserve"> State what is meant by </w:t>
       </w:r>
       <w:r>
         <w:rPr>
           <w:b/>
         </w:rPr>
-        <w:t>encrypted</w:t>
-      </w:r>
-      <w:r>
-        <w:t xml:space="preserve">, and describe what happens when a user later logs in (refer to </w:t>
+        <w:t>lossless</w:t>
+      </w:r>
+      <w:r>
+        <w:t xml:space="preserve"> compression, and give </w:t>
       </w:r>
       <w:r>
         <w:rPr>
-          <w:i/>
+          <w:b/>
         </w:rPr>
-        <w:t>one-way</w:t>
-      </w:r>
-      <w:r>
-        <w:t xml:space="preserve">, </w:t>
+        <w:t>one</w:t>
+      </w:r>
+      <w:r>
+        <w:t xml:space="preserve"> reason why lossless (rather than lossy) compression </w:t>
       </w:r>
       <w:r>
         <w:rPr>
-          <w:i/>
+          <w:b/>
         </w:rPr>
-        <w:t>deterministic</w:t>
-      </w:r>
-      <w:r>
-        <w:t xml:space="preserve">, and </w:t>
+        <w:t>must</w:t>
+      </w:r>
+      <w:r>
+        <w:t xml:space="preserve"> be used when compressing a program's source code file. </w:t>
       </w:r>
       <w:r>
         <w:rPr>
-          <w:i/>
+          <w:b/>
         </w:rPr>
-        <w:t>collision</w:t>
-      </w:r>
-      <w:r>
-        <w:t>).</w:t>
-      </w:r>
+        <w:t>[2]</w:t>
+      </w:r>
+      <w:r>
+        <w:t xml:space="preserve"> (AO1)</w:t>
+      </w:r>
+    </w:p>
+    <w:p>
+      <w:pPr>
+        <w:spacing w:before="260"/>
+        <w:pBdr>
+          <w:bottom w:val="single" w:sz="4" w:space="1" w:color="AAB4C0"/>
+        </w:pBdr>
+      </w:pPr>
+    </w:p>
+    <w:p>
+      <w:pPr>
+        <w:spacing w:before="260"/>
+        <w:pBdr>
+          <w:bottom w:val="single" w:sz="4" w:space="1" w:color="AAB4C0"/>
+        </w:pBdr>
+      </w:pPr>
+    </w:p>
+    <w:p>
+      <w:pPr>
+        <w:spacing w:before="260"/>
+        <w:pBdr>
+          <w:bottom w:val="single" w:sz="4" w:space="1" w:color="AAB4C0"/>
+        </w:pBdr>
+      </w:pPr>
     </w:p>
     <w:p>
       <w:r>
@@ -2431,11 +3410,75 @@
     <w:p>
       <w:r>
         <w:rPr>
+          <w:b/>
+        </w:rPr>
+        <w:t>Q2</w:t>
+      </w:r>
+      <w:r>
+        <w:t xml:space="preserve"> Aisha scans a black-and-white signature. One row of the scanned image contains the following 20 pixels (W = white, B = black):</w:t>
+      </w:r>
+    </w:p>
+    <w:p>
+      <w:pPr>
+        <w:shd w:fill="F2F2F2"/>
+      </w:pPr>
+      <w:r>
+        <w:rPr>
           <w:rFonts w:ascii="Consolas" w:hAnsi="Consolas"/>
-          <w:sz w:val="19"/>
+          <w:sz w:val="18"/>
         </w:rPr>
-        <w:t>_______________________________________________________________</w:t>
-      </w:r>
+        <w:t>W W W W W W W W W W B B B W W W W W W W</w:t>
+      </w:r>
+    </w:p>
+    <w:p>
+      <w:r>
+        <w:t xml:space="preserve">The scanner software compresses each row using run length encoding (RLE), storing the data as </w:t>
+      </w:r>
+      <w:r>
+        <w:rPr>
+          <w:i/>
+        </w:rPr>
+        <w:t>(value, run length)</w:t>
+      </w:r>
+      <w:r>
+        <w:t xml:space="preserve"> pairs.</w:t>
+      </w:r>
+    </w:p>
+    <w:p>
+      <w:r>
+        <w:rPr>
+          <w:b/>
+        </w:rPr>
+        <w:t>(i)</w:t>
+      </w:r>
+      <w:r>
+        <w:t xml:space="preserve"> Write down the RLE representation of this row. </w:t>
+      </w:r>
+      <w:r>
+        <w:rPr>
+          <w:b/>
+        </w:rPr>
+        <w:t>[1]</w:t>
+      </w:r>
+      <w:r>
+        <w:t xml:space="preserve"> (AO2)</w:t>
+      </w:r>
+    </w:p>
+    <w:p>
+      <w:pPr>
+        <w:spacing w:before="260"/>
+        <w:pBdr>
+          <w:bottom w:val="single" w:sz="4" w:space="1" w:color="AAB4C0"/>
+        </w:pBdr>
+      </w:pPr>
+    </w:p>
+    <w:p>
+      <w:pPr>
+        <w:spacing w:before="260"/>
+        <w:pBdr>
+          <w:bottom w:val="single" w:sz="4" w:space="1" w:color="AAB4C0"/>
+        </w:pBdr>
+      </w:pPr>
     </w:p>
     <w:p>
       <w:r>
@@ -2444,6 +3487,893 @@
           <w:sz w:val="19"/>
         </w:rPr>
         <w:t>_______________________________________________________________</w:t>
+      </w:r>
+    </w:p>
+    <w:p>
+      <w:r>
+        <w:rPr>
+          <w:b/>
+        </w:rPr>
+        <w:t>(ii)</w:t>
+      </w:r>
+      <w:r>
+        <w:t xml:space="preserve"> Uncompressed, each pixel is stored in 1 byte. Each RLE pair is stored in 2 bytes. Calculate the number of bytes </w:t>
+      </w:r>
+      <w:r>
+        <w:rPr>
+          <w:b/>
+        </w:rPr>
+        <w:t>saved</w:t>
+      </w:r>
+      <w:r>
+        <w:t xml:space="preserve"> by compressing this row. </w:t>
+      </w:r>
+      <w:r>
+        <w:rPr>
+          <w:i/>
+        </w:rPr>
+        <w:t>Show your working.</w:t>
+      </w:r>
+      <w:r>
+        <w:t xml:space="preserve"> </w:t>
+      </w:r>
+      <w:r>
+        <w:rPr>
+          <w:b/>
+        </w:rPr>
+        <w:t>[2]</w:t>
+      </w:r>
+      <w:r>
+        <w:t xml:space="preserve"> (AO2)</w:t>
+      </w:r>
+    </w:p>
+    <w:p>
+      <w:pPr>
+        <w:spacing w:before="260"/>
+        <w:pBdr>
+          <w:bottom w:val="single" w:sz="4" w:space="1" w:color="AAB4C0"/>
+        </w:pBdr>
+      </w:pPr>
+    </w:p>
+    <w:p>
+      <w:pPr>
+        <w:spacing w:before="260"/>
+        <w:pBdr>
+          <w:bottom w:val="single" w:sz="4" w:space="1" w:color="AAB4C0"/>
+        </w:pBdr>
+      </w:pPr>
+    </w:p>
+    <w:p>
+      <w:pPr>
+        <w:spacing w:before="260"/>
+        <w:pBdr>
+          <w:bottom w:val="single" w:sz="4" w:space="1" w:color="AAB4C0"/>
+        </w:pBdr>
+      </w:pPr>
+    </w:p>
+    <w:p>
+      <w:r>
+        <w:rPr>
+          <w:b/>
+        </w:rPr>
+        <w:t>Working space:</w:t>
+      </w:r>
+    </w:p>
+    <w:p>
+      <w:r>
+        <w:t>&lt;br&gt;&lt;br&gt;</w:t>
+      </w:r>
+    </w:p>
+    <w:p>
+      <w:r>
+        <w:rPr>
+          <w:b/>
+        </w:rPr>
+        <w:t>Q3</w:t>
+      </w:r>
+      <w:r>
+        <w:t xml:space="preserve"> A student writes: </w:t>
+      </w:r>
+      <w:r>
+        <w:rPr>
+          <w:i/>
+        </w:rPr>
+        <w:t>"Atomicity is the database rule that every foreign key must match an existing primary key."</w:t>
+      </w:r>
+    </w:p>
+    <w:p>
+      <w:r>
+        <w:t xml:space="preserve">Identify the concept the student has actually described, and state the </w:t>
+      </w:r>
+      <w:r>
+        <w:rPr>
+          <w:b/>
+        </w:rPr>
+        <w:t>correct</w:t>
+      </w:r>
+      <w:r>
+        <w:t xml:space="preserve"> meaning of atomicity. </w:t>
+      </w:r>
+      <w:r>
+        <w:rPr>
+          <w:b/>
+        </w:rPr>
+        <w:t>[2]</w:t>
+      </w:r>
+      <w:r>
+        <w:t xml:space="preserve"> (AO2)</w:t>
+      </w:r>
+    </w:p>
+    <w:p>
+      <w:pPr>
+        <w:spacing w:before="260"/>
+        <w:pBdr>
+          <w:bottom w:val="single" w:sz="4" w:space="1" w:color="AAB4C0"/>
+        </w:pBdr>
+      </w:pPr>
+    </w:p>
+    <w:p>
+      <w:pPr>
+        <w:spacing w:before="260"/>
+        <w:pBdr>
+          <w:bottom w:val="single" w:sz="4" w:space="1" w:color="AAB4C0"/>
+        </w:pBdr>
+      </w:pPr>
+    </w:p>
+    <w:p>
+      <w:pPr>
+        <w:spacing w:before="260"/>
+        <w:pBdr>
+          <w:bottom w:val="single" w:sz="4" w:space="1" w:color="AAB4C0"/>
+        </w:pBdr>
+      </w:pPr>
+    </w:p>
+    <w:p>
+      <w:r>
+        <w:rPr>
+          <w:rFonts w:ascii="Consolas" w:hAnsi="Consolas"/>
+          <w:sz w:val="19"/>
+        </w:rPr>
+        <w:t>_______________________________________________________________</w:t>
+      </w:r>
+    </w:p>
+    <w:p>
+      <w:r>
+        <w:rPr>
+          <w:rFonts w:ascii="Consolas" w:hAnsi="Consolas"/>
+          <w:sz w:val="19"/>
+        </w:rPr>
+        <w:t>_______________________________________________________________</w:t>
+      </w:r>
+    </w:p>
+    <w:p>
+      <w:r>
+        <w:rPr>
+          <w:b/>
+        </w:rPr>
+        <w:t>Q4</w:t>
+      </w:r>
+      <w:r>
+        <w:t xml:space="preserve"> A veterinary clinic uses a relational database with these tables:</w:t>
+      </w:r>
+    </w:p>
+    <w:p>
+      <w:r>
+        <w:rPr>
+          <w:rFonts w:ascii="Consolas" w:hAnsi="Consolas"/>
+          <w:sz w:val="19"/>
+        </w:rPr>
+        <w:t>Pet(PetID, Name, Species, OwnerID)</w:t>
+      </w:r>
+    </w:p>
+    <w:p>
+      <w:r>
+        <w:rPr>
+          <w:rFonts w:ascii="Consolas" w:hAnsi="Consolas"/>
+          <w:sz w:val="19"/>
+        </w:rPr>
+        <w:t>Owner(OwnerID, Surname, Phone)</w:t>
+      </w:r>
+    </w:p>
+    <w:p>
+      <w:r>
+        <w:t xml:space="preserve">Write an SQL statement to display the </w:t>
+      </w:r>
+      <w:r>
+        <w:rPr>
+          <w:b/>
+        </w:rPr>
+        <w:t>Name</w:t>
+      </w:r>
+      <w:r>
+        <w:t xml:space="preserve"> of each pet whose Species is </w:t>
+      </w:r>
+      <w:r>
+        <w:rPr>
+          <w:rFonts w:ascii="Consolas" w:hAnsi="Consolas"/>
+          <w:sz w:val="19"/>
+        </w:rPr>
+        <w:t>Dog</w:t>
+      </w:r>
+      <w:r>
+        <w:t xml:space="preserve">, together with its owner's </w:t>
+      </w:r>
+      <w:r>
+        <w:rPr>
+          <w:b/>
+        </w:rPr>
+        <w:t>Surname</w:t>
+      </w:r>
+      <w:r>
+        <w:t xml:space="preserve">, sorted in ascending order of Surname. </w:t>
+      </w:r>
+      <w:r>
+        <w:rPr>
+          <w:b/>
+        </w:rPr>
+        <w:t>[4]</w:t>
+      </w:r>
+      <w:r>
+        <w:t xml:space="preserve"> (AO2)</w:t>
+      </w:r>
+    </w:p>
+    <w:p>
+      <w:pPr>
+        <w:spacing w:before="260"/>
+        <w:pBdr>
+          <w:bottom w:val="single" w:sz="4" w:space="1" w:color="AAB4C0"/>
+        </w:pBdr>
+      </w:pPr>
+    </w:p>
+    <w:p>
+      <w:pPr>
+        <w:spacing w:before="260"/>
+        <w:pBdr>
+          <w:bottom w:val="single" w:sz="4" w:space="1" w:color="AAB4C0"/>
+        </w:pBdr>
+      </w:pPr>
+    </w:p>
+    <w:p>
+      <w:pPr>
+        <w:spacing w:before="260"/>
+        <w:pBdr>
+          <w:bottom w:val="single" w:sz="4" w:space="1" w:color="AAB4C0"/>
+        </w:pBdr>
+      </w:pPr>
+    </w:p>
+    <w:p>
+      <w:pPr>
+        <w:spacing w:before="260"/>
+        <w:pBdr>
+          <w:bottom w:val="single" w:sz="4" w:space="1" w:color="AAB4C0"/>
+        </w:pBdr>
+      </w:pPr>
+    </w:p>
+    <w:p>
+      <w:pPr>
+        <w:spacing w:before="260"/>
+        <w:pBdr>
+          <w:bottom w:val="single" w:sz="4" w:space="1" w:color="AAB4C0"/>
+        </w:pBdr>
+      </w:pPr>
+    </w:p>
+    <w:p>
+      <w:pPr>
+        <w:spacing w:before="260"/>
+        <w:pBdr>
+          <w:bottom w:val="single" w:sz="4" w:space="1" w:color="AAB4C0"/>
+        </w:pBdr>
+      </w:pPr>
+    </w:p>
+    <w:p>
+      <w:r>
+        <w:rPr>
+          <w:rFonts w:ascii="Consolas" w:hAnsi="Consolas"/>
+          <w:sz w:val="19"/>
+        </w:rPr>
+        <w:t>_______________________________________________________________</w:t>
+      </w:r>
+    </w:p>
+    <w:p>
+      <w:r>
+        <w:rPr>
+          <w:rFonts w:ascii="Consolas" w:hAnsi="Consolas"/>
+          <w:sz w:val="19"/>
+        </w:rPr>
+        <w:t>_______________________________________________________________</w:t>
+      </w:r>
+    </w:p>
+    <w:p>
+      <w:r>
+        <w:rPr>
+          <w:rFonts w:ascii="Consolas" w:hAnsi="Consolas"/>
+          <w:sz w:val="19"/>
+        </w:rPr>
+        <w:t>_______________________________________________________________</w:t>
+      </w:r>
+    </w:p>
+    <w:p>
+      <w:r>
+        <w:rPr>
+          <w:rFonts w:ascii="Consolas" w:hAnsi="Consolas"/>
+          <w:sz w:val="19"/>
+        </w:rPr>
+        <w:t>_______________________________________________________________</w:t>
+      </w:r>
+    </w:p>
+    <w:p>
+      <w:r>
+        <w:rPr>
+          <w:b/>
+        </w:rPr>
+        <w:t>Q5</w:t>
+      </w:r>
+      <w:r>
+        <w:t xml:space="preserve"> An online cinema booking system stores seat bookings in a database. Two customers, using different devices, both attempt to book the </w:t>
+      </w:r>
+      <w:r>
+        <w:rPr>
+          <w:b/>
+        </w:rPr>
+        <w:t>last remaining seat</w:t>
+      </w:r>
+      <w:r>
+        <w:t xml:space="preserve"> for a film at the same moment.</w:t>
+      </w:r>
+    </w:p>
+    <w:p>
+      <w:r>
+        <w:t xml:space="preserve">Explain how </w:t>
+      </w:r>
+      <w:r>
+        <w:rPr>
+          <w:b/>
+        </w:rPr>
+        <w:t>isolation</w:t>
+      </w:r>
+      <w:r>
+        <w:t xml:space="preserve"> and </w:t>
+      </w:r>
+      <w:r>
+        <w:rPr>
+          <w:b/>
+        </w:rPr>
+        <w:t>record locking</w:t>
+      </w:r>
+      <w:r>
+        <w:t xml:space="preserve"> ensure that the seat is not sold twice. </w:t>
+      </w:r>
+      <w:r>
+        <w:rPr>
+          <w:b/>
+        </w:rPr>
+        <w:t>[3]</w:t>
+      </w:r>
+      <w:r>
+        <w:t xml:space="preserve"> (AO2)</w:t>
+      </w:r>
+    </w:p>
+    <w:p>
+      <w:pPr>
+        <w:spacing w:before="260"/>
+        <w:pBdr>
+          <w:bottom w:val="single" w:sz="4" w:space="1" w:color="AAB4C0"/>
+        </w:pBdr>
+      </w:pPr>
+    </w:p>
+    <w:p>
+      <w:pPr>
+        <w:spacing w:before="260"/>
+        <w:pBdr>
+          <w:bottom w:val="single" w:sz="4" w:space="1" w:color="AAB4C0"/>
+        </w:pBdr>
+      </w:pPr>
+    </w:p>
+    <w:p>
+      <w:pPr>
+        <w:spacing w:before="260"/>
+        <w:pBdr>
+          <w:bottom w:val="single" w:sz="4" w:space="1" w:color="AAB4C0"/>
+        </w:pBdr>
+      </w:pPr>
+    </w:p>
+    <w:p>
+      <w:pPr>
+        <w:spacing w:before="260"/>
+        <w:pBdr>
+          <w:bottom w:val="single" w:sz="4" w:space="1" w:color="AAB4C0"/>
+        </w:pBdr>
+      </w:pPr>
+    </w:p>
+    <w:p>
+      <w:r>
+        <w:rPr>
+          <w:rFonts w:ascii="Consolas" w:hAnsi="Consolas"/>
+          <w:sz w:val="19"/>
+        </w:rPr>
+        <w:t>_______________________________________________________________</w:t>
+      </w:r>
+    </w:p>
+    <w:p>
+      <w:r>
+        <w:rPr>
+          <w:rFonts w:ascii="Consolas" w:hAnsi="Consolas"/>
+          <w:sz w:val="19"/>
+        </w:rPr>
+        <w:t>_______________________________________________________________</w:t>
+      </w:r>
+    </w:p>
+    <w:p>
+      <w:r>
+        <w:rPr>
+          <w:rFonts w:ascii="Consolas" w:hAnsi="Consolas"/>
+          <w:sz w:val="19"/>
+        </w:rPr>
+        <w:t>_______________________________________________________________</w:t>
+      </w:r>
+    </w:p>
+    <w:p>
+      <w:r>
+        <w:rPr>
+          <w:b/>
+        </w:rPr>
+        <w:t>Q6</w:t>
+      </w:r>
+      <w:r>
+        <w:t xml:space="preserve"> A user types </w:t>
+      </w:r>
+      <w:r>
+        <w:rPr>
+          <w:rFonts w:ascii="Consolas" w:hAnsi="Consolas"/>
+          <w:sz w:val="19"/>
+        </w:rPr>
+        <w:t>www.example.com</w:t>
+      </w:r>
+      <w:r>
+        <w:t xml:space="preserve"> into a browser. The address is </w:t>
+      </w:r>
+      <w:r>
+        <w:rPr>
+          <w:b/>
+        </w:rPr>
+        <w:t>not</w:t>
+      </w:r>
+      <w:r>
+        <w:t xml:space="preserve"> stored in any local cache.</w:t>
+      </w:r>
+    </w:p>
+    <w:p>
+      <w:r>
+        <w:t xml:space="preserve">Describe how the Domain Name System (DNS) resolves this domain name into an IP address. </w:t>
+      </w:r>
+      <w:r>
+        <w:rPr>
+          <w:b/>
+        </w:rPr>
+        <w:t>[3]</w:t>
+      </w:r>
+      <w:r>
+        <w:t xml:space="preserve"> (AO1)</w:t>
+      </w:r>
+    </w:p>
+    <w:p>
+      <w:pPr>
+        <w:spacing w:before="260"/>
+        <w:pBdr>
+          <w:bottom w:val="single" w:sz="4" w:space="1" w:color="AAB4C0"/>
+        </w:pBdr>
+      </w:pPr>
+    </w:p>
+    <w:p>
+      <w:pPr>
+        <w:spacing w:before="260"/>
+        <w:pBdr>
+          <w:bottom w:val="single" w:sz="4" w:space="1" w:color="AAB4C0"/>
+        </w:pBdr>
+      </w:pPr>
+    </w:p>
+    <w:p>
+      <w:pPr>
+        <w:spacing w:before="260"/>
+        <w:pBdr>
+          <w:bottom w:val="single" w:sz="4" w:space="1" w:color="AAB4C0"/>
+        </w:pBdr>
+      </w:pPr>
+    </w:p>
+    <w:p>
+      <w:pPr>
+        <w:spacing w:before="260"/>
+        <w:pBdr>
+          <w:bottom w:val="single" w:sz="4" w:space="1" w:color="AAB4C0"/>
+        </w:pBdr>
+      </w:pPr>
+    </w:p>
+    <w:p>
+      <w:r>
+        <w:rPr>
+          <w:rFonts w:ascii="Consolas" w:hAnsi="Consolas"/>
+          <w:sz w:val="19"/>
+        </w:rPr>
+        <w:t>_______________________________________________________________</w:t>
+      </w:r>
+    </w:p>
+    <w:p>
+      <w:r>
+        <w:rPr>
+          <w:rFonts w:ascii="Consolas" w:hAnsi="Consolas"/>
+          <w:sz w:val="19"/>
+        </w:rPr>
+        <w:t>_______________________________________________________________</w:t>
+      </w:r>
+    </w:p>
+    <w:p>
+      <w:r>
+        <w:rPr>
+          <w:rFonts w:ascii="Consolas" w:hAnsi="Consolas"/>
+          <w:sz w:val="19"/>
+        </w:rPr>
+        <w:t>_______________________________________________________________</w:t>
+      </w:r>
+    </w:p>
+    <w:p>
+      <w:r>
+        <w:rPr>
+          <w:b/>
+        </w:rPr>
+        <w:t>Q7</w:t>
+      </w:r>
+      <w:r>
+        <w:t xml:space="preserve"> Ben enters his card details into an online shop. The site uses HTTPS, which makes use of </w:t>
+      </w:r>
+      <w:r>
+        <w:rPr>
+          <w:b/>
+        </w:rPr>
+        <w:t>both</w:t>
+      </w:r>
+      <w:r>
+        <w:t xml:space="preserve"> asymmetric and symmetric encryption.</w:t>
+      </w:r>
+    </w:p>
+    <w:p>
+      <w:r>
+        <w:t xml:space="preserve">Explain how asymmetric and symmetric encryption are </w:t>
+      </w:r>
+      <w:r>
+        <w:rPr>
+          <w:b/>
+        </w:rPr>
+        <w:t>each</w:t>
+      </w:r>
+      <w:r>
+        <w:t xml:space="preserve"> used to protect Ben's card details, and why </w:t>
+      </w:r>
+      <w:r>
+        <w:rPr>
+          <w:b/>
+        </w:rPr>
+        <w:t>both</w:t>
+      </w:r>
+      <w:r>
+        <w:t xml:space="preserve"> are needed. </w:t>
+      </w:r>
+      <w:r>
+        <w:rPr>
+          <w:b/>
+        </w:rPr>
+        <w:t>[4]</w:t>
+      </w:r>
+      <w:r>
+        <w:t xml:space="preserve"> (AO2)</w:t>
+      </w:r>
+    </w:p>
+    <w:p>
+      <w:pPr>
+        <w:spacing w:before="260"/>
+        <w:pBdr>
+          <w:bottom w:val="single" w:sz="4" w:space="1" w:color="AAB4C0"/>
+        </w:pBdr>
+      </w:pPr>
+    </w:p>
+    <w:p>
+      <w:pPr>
+        <w:spacing w:before="260"/>
+        <w:pBdr>
+          <w:bottom w:val="single" w:sz="4" w:space="1" w:color="AAB4C0"/>
+        </w:pBdr>
+      </w:pPr>
+    </w:p>
+    <w:p>
+      <w:pPr>
+        <w:spacing w:before="260"/>
+        <w:pBdr>
+          <w:bottom w:val="single" w:sz="4" w:space="1" w:color="AAB4C0"/>
+        </w:pBdr>
+      </w:pPr>
+    </w:p>
+    <w:p>
+      <w:pPr>
+        <w:spacing w:before="260"/>
+        <w:pBdr>
+          <w:bottom w:val="single" w:sz="4" w:space="1" w:color="AAB4C0"/>
+        </w:pBdr>
+      </w:pPr>
+    </w:p>
+    <w:p>
+      <w:pPr>
+        <w:spacing w:before="260"/>
+        <w:pBdr>
+          <w:bottom w:val="single" w:sz="4" w:space="1" w:color="AAB4C0"/>
+        </w:pBdr>
+      </w:pPr>
+    </w:p>
+    <w:p>
+      <w:pPr>
+        <w:spacing w:before="260"/>
+        <w:pBdr>
+          <w:bottom w:val="single" w:sz="4" w:space="1" w:color="AAB4C0"/>
+        </w:pBdr>
+      </w:pPr>
+    </w:p>
+    <w:p>
+      <w:r>
+        <w:rPr>
+          <w:rFonts w:ascii="Consolas" w:hAnsi="Consolas"/>
+          <w:sz w:val="19"/>
+        </w:rPr>
+        <w:t>_______________________________________________________________</w:t>
+      </w:r>
+    </w:p>
+    <w:p>
+      <w:r>
+        <w:rPr>
+          <w:rFonts w:ascii="Consolas" w:hAnsi="Consolas"/>
+          <w:sz w:val="19"/>
+        </w:rPr>
+        <w:t>_______________________________________________________________</w:t>
+      </w:r>
+    </w:p>
+    <w:p>
+      <w:r>
+        <w:rPr>
+          <w:rFonts w:ascii="Consolas" w:hAnsi="Consolas"/>
+          <w:sz w:val="19"/>
+        </w:rPr>
+        <w:t>_______________________________________________________________</w:t>
+      </w:r>
+    </w:p>
+    <w:p>
+      <w:r>
+        <w:rPr>
+          <w:rFonts w:ascii="Consolas" w:hAnsi="Consolas"/>
+          <w:sz w:val="19"/>
+        </w:rPr>
+        <w:t>_______________________________________________________________</w:t>
+      </w:r>
+    </w:p>
+    <w:p>
+      <w:r>
+        <w:rPr>
+          <w:b/>
+        </w:rPr>
+        <w:t>Q8\</w:t>
+      </w:r>
+      <w:r>
+        <w:rPr>
+          <w:i/>
+        </w:rPr>
+        <w:t xml:space="preserve"> A growing veterinary practice currently stores all of its data — pets, owners, appointments and payments — in a </w:t>
+      </w:r>
+      <w:r>
+        <w:rPr>
+          <w:i/>
+        </w:rPr>
+        <w:t>single spreadsheet</w:t>
+      </w:r>
+      <w:r>
+        <w:rPr>
+          <w:i/>
+        </w:rPr>
+        <w:t xml:space="preserve"> (a flat file). The same owner's name, address and phone number are re-typed on every row for each of their pets and appointments. The practice manager is considering moving the data into a </w:t>
+      </w:r>
+      <w:r>
+        <w:rPr>
+          <w:i/>
+        </w:rPr>
+        <w:t>normalised relational database</w:t>
+      </w:r>
+      <w:r>
+        <w:t>*.</w:t>
+      </w:r>
+    </w:p>
+    <w:p>
+      <w:r>
+        <w:t xml:space="preserve">Discuss the benefits and drawbacks to the practice of moving from the flat file to a normalised relational database. You should consider data redundancy, data integrity and the practical impact on the practice, and give a justified recommendation. </w:t>
+      </w:r>
+      <w:r>
+        <w:rPr>
+          <w:b/>
+        </w:rPr>
+        <w:t>[9]</w:t>
+      </w:r>
+      <w:r>
+        <w:t xml:space="preserve"> (AO3)</w:t>
+      </w:r>
+    </w:p>
+    <w:p>
+      <w:pPr>
+        <w:spacing w:before="260"/>
+        <w:pBdr>
+          <w:bottom w:val="single" w:sz="4" w:space="1" w:color="AAB4C0"/>
+        </w:pBdr>
+      </w:pPr>
+    </w:p>
+    <w:p>
+      <w:pPr>
+        <w:spacing w:before="260"/>
+        <w:pBdr>
+          <w:bottom w:val="single" w:sz="4" w:space="1" w:color="AAB4C0"/>
+        </w:pBdr>
+      </w:pPr>
+    </w:p>
+    <w:p>
+      <w:pPr>
+        <w:spacing w:before="260"/>
+        <w:pBdr>
+          <w:bottom w:val="single" w:sz="4" w:space="1" w:color="AAB4C0"/>
+        </w:pBdr>
+      </w:pPr>
+    </w:p>
+    <w:p>
+      <w:pPr>
+        <w:spacing w:before="260"/>
+        <w:pBdr>
+          <w:bottom w:val="single" w:sz="4" w:space="1" w:color="AAB4C0"/>
+        </w:pBdr>
+      </w:pPr>
+    </w:p>
+    <w:p>
+      <w:pPr>
+        <w:spacing w:before="260"/>
+        <w:pBdr>
+          <w:bottom w:val="single" w:sz="4" w:space="1" w:color="AAB4C0"/>
+        </w:pBdr>
+      </w:pPr>
+    </w:p>
+    <w:p>
+      <w:pPr>
+        <w:spacing w:before="260"/>
+        <w:pBdr>
+          <w:bottom w:val="single" w:sz="4" w:space="1" w:color="AAB4C0"/>
+        </w:pBdr>
+      </w:pPr>
+    </w:p>
+    <w:p>
+      <w:pPr>
+        <w:spacing w:before="260"/>
+        <w:pBdr>
+          <w:bottom w:val="single" w:sz="4" w:space="1" w:color="AAB4C0"/>
+        </w:pBdr>
+      </w:pPr>
+    </w:p>
+    <w:p>
+      <w:pPr>
+        <w:spacing w:before="260"/>
+        <w:pBdr>
+          <w:bottom w:val="single" w:sz="4" w:space="1" w:color="AAB4C0"/>
+        </w:pBdr>
+      </w:pPr>
+    </w:p>
+    <w:p>
+      <w:pPr>
+        <w:spacing w:before="260"/>
+        <w:pBdr>
+          <w:bottom w:val="single" w:sz="4" w:space="1" w:color="AAB4C0"/>
+        </w:pBdr>
+      </w:pPr>
+    </w:p>
+    <w:p>
+      <w:pPr>
+        <w:spacing w:before="260"/>
+        <w:pBdr>
+          <w:bottom w:val="single" w:sz="4" w:space="1" w:color="AAB4C0"/>
+        </w:pBdr>
+      </w:pPr>
+    </w:p>
+    <w:p>
+      <w:pPr>
+        <w:spacing w:before="260"/>
+        <w:pBdr>
+          <w:bottom w:val="single" w:sz="4" w:space="1" w:color="AAB4C0"/>
+        </w:pBdr>
+      </w:pPr>
+    </w:p>
+    <w:p>
+      <w:pPr>
+        <w:spacing w:before="260"/>
+        <w:pBdr>
+          <w:bottom w:val="single" w:sz="4" w:space="1" w:color="AAB4C0"/>
+        </w:pBdr>
+      </w:pPr>
+    </w:p>
+    <w:p>
+      <w:r>
+        <w:rPr>
+          <w:rFonts w:ascii="Consolas" w:hAnsi="Consolas"/>
+          <w:sz w:val="19"/>
+        </w:rPr>
+        <w:t>_______________________________________________________________</w:t>
+      </w:r>
+    </w:p>
+    <w:p>
+      <w:r>
+        <w:rPr>
+          <w:rFonts w:ascii="Consolas" w:hAnsi="Consolas"/>
+          <w:sz w:val="19"/>
+        </w:rPr>
+        <w:t>_______________________________________________________________</w:t>
+      </w:r>
+    </w:p>
+    <w:p>
+      <w:r>
+        <w:rPr>
+          <w:rFonts w:ascii="Consolas" w:hAnsi="Consolas"/>
+          <w:sz w:val="19"/>
+        </w:rPr>
+        <w:t>_______________________________________________________________</w:t>
+      </w:r>
+    </w:p>
+    <w:p>
+      <w:r>
+        <w:rPr>
+          <w:rFonts w:ascii="Consolas" w:hAnsi="Consolas"/>
+          <w:sz w:val="19"/>
+        </w:rPr>
+        <w:t>_______________________________________________________________</w:t>
+      </w:r>
+    </w:p>
+    <w:p>
+      <w:r>
+        <w:rPr>
+          <w:rFonts w:ascii="Consolas" w:hAnsi="Consolas"/>
+          <w:sz w:val="19"/>
+        </w:rPr>
+        <w:t>_______________________________________________________________</w:t>
+      </w:r>
+    </w:p>
+    <w:p>
+      <w:r>
+        <w:rPr>
+          <w:rFonts w:ascii="Consolas" w:hAnsi="Consolas"/>
+          <w:sz w:val="19"/>
+        </w:rPr>
+        <w:t>_______________________________________________________________</w:t>
+      </w:r>
+    </w:p>
+    <w:p>
+      <w:r>
+        <w:rPr>
+          <w:rFonts w:ascii="Consolas" w:hAnsi="Consolas"/>
+          <w:sz w:val="19"/>
+        </w:rPr>
+        <w:t>_______________________________________________________________</w:t>
+      </w:r>
+    </w:p>
+    <w:p>
+      <w:r>
+        <w:rPr>
+          <w:rFonts w:ascii="Consolas" w:hAnsi="Consolas"/>
+          <w:sz w:val="19"/>
+        </w:rPr>
+        <w:t>_______________________________________________________________</w:t>
+      </w:r>
+    </w:p>
+    <w:p>
+      <w:r>
+        <w:rPr>
+          <w:b/>
+        </w:rPr>
+        <w:t>Section B total: 30 marks</w:t>
       </w:r>
     </w:p>
     <w:p>
